--- a/corpus/docx/level-004/template.docx
+++ b/corpus/docx/level-004/template.docx
@@ -12,86 +12,86 @@
     </w:p>
     <w:p>
       <w:r>
-        <w:t xml:space="preserve">{{</w:t>
+        <w:t xml:space="preserve">{d</w:t>
       </w:r>
       <w:r>
-        <w:t xml:space="preserve">ti</w:t>
+        <w:t xml:space="preserve">.t</w:t>
       </w:r>
       <w:r>
-        <w:t xml:space="preserve">tl</w:t>
+        <w:t xml:space="preserve">it</w:t>
       </w:r>
       <w:r>
-        <w:t xml:space="preserve">e}}</w:t>
+        <w:t xml:space="preserve">le}</w:t>
       </w:r>
     </w:p>
     <w:p>
       <w:r>
-        <w:t xml:space="preserve">{{c</w:t>
+        <w:t xml:space="preserve">{d.</w:t>
       </w:r>
       <w:r>
-        <w:t xml:space="preserve">ust</w:t>
+        <w:t xml:space="preserve">cus</w:t>
       </w:r>
       <w:r>
-        <w:t xml:space="preserve">ome</w:t>
+        <w:t xml:space="preserve">tom</w:t>
       </w:r>
       <w:r>
-        <w:t xml:space="preserve">r}}</w:t>
+        <w:t xml:space="preserve">er}</w:t>
       </w:r>
     </w:p>
     <w:p>
       <w:r>
-        <w:t xml:space="preserve">{{</w:t>
+        <w:t xml:space="preserve">{d</w:t>
       </w:r>
       <w:r>
-        <w:t xml:space="preserve">spa</w:t>
+        <w:t xml:space="preserve">.sp</w:t>
       </w:r>
       <w:r>
-        <w:t xml:space="preserve">ce</w:t>
+        <w:t xml:space="preserve">ac</w:t>
       </w:r>
       <w:r>
-        <w:t xml:space="preserve">d}}</w:t>
+        <w:t xml:space="preserve">ed}</w:t>
       </w:r>
     </w:p>
     <w:p>
       <w:r>
-        <w:t xml:space="preserve">{{</w:t>
+        <w:t xml:space="preserve">{d</w:t>
       </w:r>
       <w:r>
-        <w:t xml:space="preserve">lit</w:t>
+        <w:t xml:space="preserve">.li</w:t>
       </w:r>
       <w:r>
-        <w:t xml:space="preserve">era</w:t>
+        <w:t xml:space="preserve">ter</w:t>
       </w:r>
       <w:r>
-        <w:t xml:space="preserve">l}}</w:t>
+        <w:t xml:space="preserve">al}</w:t>
       </w:r>
     </w:p>
     <w:p>
       <w:r>
-        <w:t xml:space="preserve">{{</w:t>
+        <w:t xml:space="preserve">{d</w:t>
       </w:r>
       <w:r>
-        <w:t xml:space="preserve">co</w:t>
+        <w:t xml:space="preserve">.c</w:t>
       </w:r>
       <w:r>
-        <w:t xml:space="preserve">un</w:t>
+        <w:t xml:space="preserve">ou</w:t>
       </w:r>
       <w:r>
-        <w:t xml:space="preserve">t}}</w:t>
+        <w:t xml:space="preserve">nt}</w:t>
       </w:r>
     </w:p>
     <w:p>
       <w:r>
-        <w:t xml:space="preserve">{{</w:t>
+        <w:t xml:space="preserve">{d</w:t>
       </w:r>
       <w:r>
-        <w:t xml:space="preserve">ena</w:t>
+        <w:t xml:space="preserve">.en</w:t>
       </w:r>
       <w:r>
-        <w:t xml:space="preserve">ble</w:t>
+        <w:t xml:space="preserve">abl</w:t>
       </w:r>
       <w:r>
-        <w:t xml:space="preserve">d}}</w:t>
+        <w:t xml:space="preserve">ed}</w:t>
       </w:r>
     </w:p>
     <w:sectPr>
